--- a/TripAttendanceSheetExample.docx
+++ b/TripAttendanceSheetExample.docx
@@ -184,7 +184,7 @@
     <w:tbl>
       <w:tblPr>
         <w:tblStyle w:val="Table1"/>
-        <w:tblW w:w="10348" w:type="dxa"/>
+        <w:tblW w:w="10350" w:type="dxa"/>
         <w:jc w:val="left"/>
         <w:tblInd w:w="108" w:type="dxa"/>
         <w:tblLayout w:type="fixed"/>
@@ -197,12 +197,13 @@
         <w:tblLook w:val="0400"/>
       </w:tblPr>
       <w:tblGrid>
-        <w:gridCol w:w="798"/>
-        <w:gridCol w:w="1019"/>
-        <w:gridCol w:w="1066"/>
-        <w:gridCol w:w="3348"/>
-        <w:gridCol w:w="2058"/>
-        <w:gridCol w:w="2058"/>
+        <w:gridCol w:w="797"/>
+        <w:gridCol w:w="1020"/>
+        <w:gridCol w:w="1065"/>
+        <w:gridCol w:w="1426"/>
+        <w:gridCol w:w="1309"/>
+        <w:gridCol w:w="1466"/>
+        <w:gridCol w:w="3267"/>
       </w:tblGrid>
       <w:tr>
         <w:trPr>
@@ -210,7 +211,7 @@
         </w:trPr>
         <w:tc>
           <w:tcPr>
-            <w:tcW w:w="798" w:type="dxa"/>
+            <w:tcW w:w="797" w:type="dxa"/>
             <w:tcBorders>
               <w:right w:val="single" w:sz="4" w:space="0" w:color="BFBFBF"/>
             </w:tcBorders>
@@ -218,7 +219,7 @@
           </w:tcPr>
           <w:p>
             <w:pPr>
-              <w:pStyle w:val="Normal1"/>
+              <w:pStyle w:val="LOnormal"/>
               <w:widowControl w:val="false"/>
               <w:spacing w:before="0" w:after="160"/>
               <w:rPr>
@@ -238,7 +239,7 @@
         </w:tc>
         <w:tc>
           <w:tcPr>
-            <w:tcW w:w="1019" w:type="dxa"/>
+            <w:tcW w:w="1020" w:type="dxa"/>
             <w:tcBorders>
               <w:top w:val="single" w:sz="4" w:space="0" w:color="BFBFBF"/>
               <w:left w:val="single" w:sz="4" w:space="0" w:color="BFBFBF"/>
@@ -249,7 +250,7 @@
           </w:tcPr>
           <w:p>
             <w:pPr>
-              <w:pStyle w:val="Normal1"/>
+              <w:pStyle w:val="LOnormal"/>
               <w:widowControl w:val="false"/>
               <w:spacing w:before="0" w:after="160"/>
               <w:jc w:val="right"/>
@@ -263,7 +264,7 @@
         </w:tc>
         <w:tc>
           <w:tcPr>
-            <w:tcW w:w="1066" w:type="dxa"/>
+            <w:tcW w:w="1065" w:type="dxa"/>
             <w:tcBorders>
               <w:left w:val="single" w:sz="4" w:space="0" w:color="BFBFBF"/>
               <w:right w:val="single" w:sz="4" w:space="0" w:color="BFBFBF"/>
@@ -272,7 +273,7 @@
           </w:tcPr>
           <w:p>
             <w:pPr>
-              <w:pStyle w:val="Normal1"/>
+              <w:pStyle w:val="LOnormal"/>
               <w:widowControl w:val="false"/>
               <w:spacing w:before="0" w:after="160"/>
               <w:rPr>
@@ -292,7 +293,7 @@
         </w:tc>
         <w:tc>
           <w:tcPr>
-            <w:tcW w:w="3348" w:type="dxa"/>
+            <w:tcW w:w="1426" w:type="dxa"/>
             <w:tcBorders>
               <w:top w:val="single" w:sz="4" w:space="0" w:color="BFBFBF"/>
               <w:left w:val="single" w:sz="4" w:space="0" w:color="BFBFBF"/>
@@ -302,7 +303,7 @@
           </w:tcPr>
           <w:p>
             <w:pPr>
-              <w:pStyle w:val="Normal1"/>
+              <w:pStyle w:val="LOnormal"/>
               <w:widowControl w:val="false"/>
               <w:spacing w:before="0" w:after="160"/>
               <w:rPr/>
@@ -315,7 +316,7 @@
         </w:tc>
         <w:tc>
           <w:tcPr>
-            <w:tcW w:w="2058" w:type="dxa"/>
+            <w:tcW w:w="1309" w:type="dxa"/>
             <w:tcBorders>
               <w:top w:val="single" w:sz="4" w:space="0" w:color="BFBFBF"/>
               <w:left w:val="single" w:sz="4" w:space="0" w:color="BFBFBF"/>
@@ -325,7 +326,7 @@
           </w:tcPr>
           <w:p>
             <w:pPr>
-              <w:pStyle w:val="Normal1"/>
+              <w:pStyle w:val="LOnormal"/>
               <w:widowControl w:val="false"/>
               <w:spacing w:before="0" w:after="160"/>
               <w:rPr>
@@ -345,18 +346,17 @@
         </w:tc>
         <w:tc>
           <w:tcPr>
-            <w:tcW w:w="2058" w:type="dxa"/>
+            <w:tcW w:w="1466" w:type="dxa"/>
             <w:tcBorders>
               <w:top w:val="single" w:sz="4" w:space="0" w:color="BFBFBF"/>
               <w:left w:val="single" w:sz="4" w:space="0" w:color="BFBFBF"/>
               <w:bottom w:val="single" w:sz="4" w:space="0" w:color="BFBFBF"/>
-              <w:right w:val="single" w:sz="4" w:space="0" w:color="BFBFBF"/>
             </w:tcBorders>
             <w:vAlign w:val="center"/>
           </w:tcPr>
           <w:p>
             <w:pPr>
-              <w:pStyle w:val="Normal1"/>
+              <w:pStyle w:val="LOnormal"/>
               <w:widowControl w:val="false"/>
               <w:spacing w:before="0" w:after="160"/>
               <w:rPr/>
@@ -369,6 +369,34 @@
                 <w:color w:val="000000"/>
               </w:rPr>
               <w:t>Lauren Jolliffe</w:t>
+            </w:r>
+          </w:p>
+        </w:tc>
+        <w:tc>
+          <w:tcPr>
+            <w:tcW w:w="3267" w:type="dxa"/>
+            <w:tcBorders>
+              <w:top w:val="single" w:sz="4" w:space="0" w:color="BFBFBF"/>
+              <w:left w:val="single" w:sz="4" w:space="0" w:color="BFBFBF"/>
+              <w:bottom w:val="single" w:sz="4" w:space="0" w:color="BFBFBF"/>
+              <w:right w:val="single" w:sz="4" w:space="0" w:color="BFBFBF"/>
+            </w:tcBorders>
+            <w:vAlign w:val="center"/>
+          </w:tcPr>
+          <w:p>
+            <w:pPr>
+              <w:pStyle w:val="LOnormal"/>
+              <w:widowControl w:val="false"/>
+              <w:spacing w:before="0" w:after="160"/>
+              <w:rPr/>
+            </w:pPr>
+            <w:r>
+              <w:rPr/>
+              <w:t>Banking</w:t>
+            </w:r>
+            <w:r>
+              <w:rPr/>
+              <w:t>: Society Cheque Acct, BSB: 062903, Account: 10320366</w:t>
             </w:r>
           </w:p>
         </w:tc>
@@ -376,11 +404,10 @@
     </w:tbl>
     <w:p>
       <w:pPr>
-        <w:pStyle w:val="Normal1"/>
+        <w:pStyle w:val="LOnormal"/>
         <w:keepNext w:val="false"/>
         <w:keepLines w:val="false"/>
         <w:widowControl/>
-        <w:pBdr/>
         <w:shd w:val="clear" w:fill="auto"/>
         <w:spacing w:lineRule="auto" w:line="240" w:before="0" w:after="0"/>
         <w:ind w:left="0" w:right="0" w:hanging="0"/>
@@ -431,11 +458,10 @@
     </w:p>
     <w:p>
       <w:pPr>
-        <w:pStyle w:val="Normal1"/>
+        <w:pStyle w:val="LOnormal"/>
         <w:keepNext w:val="false"/>
         <w:keepLines w:val="false"/>
         <w:widowControl w:val="false"/>
-        <w:pBdr/>
         <w:shd w:val="clear" w:fill="auto"/>
         <w:spacing w:lineRule="auto" w:line="276" w:before="0" w:after="0"/>
         <w:ind w:left="0" w:right="0" w:hanging="0"/>
@@ -477,8 +503,8 @@
         <w:gridCol w:w="617"/>
         <w:gridCol w:w="2166"/>
         <w:gridCol w:w="2767"/>
-        <w:gridCol w:w="850"/>
-        <w:gridCol w:w="2479"/>
+        <w:gridCol w:w="851"/>
+        <w:gridCol w:w="2478"/>
       </w:tblGrid>
       <w:tr>
         <w:trPr>
@@ -498,7 +524,7 @@
           </w:tcPr>
           <w:p>
             <w:pPr>
-              <w:pStyle w:val="Normal1"/>
+              <w:pStyle w:val="LOnormal"/>
               <w:widowControl w:val="false"/>
               <w:spacing w:before="0" w:after="160"/>
               <w:jc w:val="center"/>
@@ -529,7 +555,7 @@
           </w:tcPr>
           <w:p>
             <w:pPr>
-              <w:pStyle w:val="Normal1"/>
+              <w:pStyle w:val="LOnormal"/>
               <w:widowControl w:val="false"/>
               <w:spacing w:before="0" w:after="160"/>
               <w:ind w:left="-117" w:right="-57" w:hanging="0"/>
@@ -561,7 +587,7 @@
           </w:tcPr>
           <w:p>
             <w:pPr>
-              <w:pStyle w:val="Normal1"/>
+              <w:pStyle w:val="LOnormal"/>
               <w:widowControl w:val="false"/>
               <w:spacing w:before="0" w:after="160"/>
               <w:jc w:val="center"/>
@@ -592,7 +618,7 @@
           </w:tcPr>
           <w:p>
             <w:pPr>
-              <w:pStyle w:val="Normal1"/>
+              <w:pStyle w:val="LOnormal"/>
               <w:widowControl w:val="false"/>
               <w:spacing w:before="0" w:after="160"/>
               <w:ind w:left="-248" w:right="-246" w:hanging="0"/>
@@ -613,7 +639,7 @@
         </w:tc>
         <w:tc>
           <w:tcPr>
-            <w:tcW w:w="850" w:type="dxa"/>
+            <w:tcW w:w="851" w:type="dxa"/>
             <w:tcBorders>
               <w:top w:val="single" w:sz="4" w:space="0" w:color="BFBFBF"/>
               <w:left w:val="single" w:sz="4" w:space="0" w:color="BFBFBF"/>
@@ -624,7 +650,7 @@
           </w:tcPr>
           <w:p>
             <w:pPr>
-              <w:pStyle w:val="Normal1"/>
+              <w:pStyle w:val="LOnormal"/>
               <w:widowControl w:val="false"/>
               <w:spacing w:before="0" w:after="160"/>
               <w:ind w:left="-248" w:right="-246" w:hanging="0"/>
@@ -643,7 +669,7 @@
         </w:tc>
         <w:tc>
           <w:tcPr>
-            <w:tcW w:w="2479" w:type="dxa"/>
+            <w:tcW w:w="2478" w:type="dxa"/>
             <w:tcBorders>
               <w:top w:val="single" w:sz="4" w:space="0" w:color="BFBFBF"/>
               <w:left w:val="single" w:sz="4" w:space="0" w:color="BFBFBF"/>
@@ -654,7 +680,7 @@
           </w:tcPr>
           <w:p>
             <w:pPr>
-              <w:pStyle w:val="Normal1"/>
+              <w:pStyle w:val="LOnormal"/>
               <w:widowControl w:val="false"/>
               <w:spacing w:before="0" w:after="160"/>
               <w:jc w:val="center"/>
@@ -689,7 +715,7 @@
           </w:tcPr>
           <w:p>
             <w:pPr>
-              <w:pStyle w:val="Normal1"/>
+              <w:pStyle w:val="LOnormal"/>
               <w:widowControl w:val="false"/>
               <w:spacing w:before="0" w:after="160"/>
               <w:rPr>
@@ -723,7 +749,7 @@
           </w:tcPr>
           <w:p>
             <w:pPr>
-              <w:pStyle w:val="Normal1"/>
+              <w:pStyle w:val="LOnormal"/>
               <w:widowControl w:val="false"/>
               <w:spacing w:before="0" w:after="160"/>
               <w:jc w:val="center"/>
@@ -755,7 +781,7 @@
           </w:tcPr>
           <w:p>
             <w:pPr>
-              <w:pStyle w:val="Normal1"/>
+              <w:pStyle w:val="LOnormal"/>
               <w:widowControl w:val="false"/>
               <w:spacing w:before="0" w:after="160"/>
               <w:jc w:val="center"/>
@@ -784,7 +810,7 @@
           </w:tcPr>
           <w:p>
             <w:pPr>
-              <w:pStyle w:val="Normal1"/>
+              <w:pStyle w:val="LOnormal"/>
               <w:widowControl w:val="false"/>
               <w:spacing w:before="0" w:after="160"/>
               <w:rPr>
@@ -804,7 +830,7 @@
         </w:tc>
         <w:tc>
           <w:tcPr>
-            <w:tcW w:w="850" w:type="dxa"/>
+            <w:tcW w:w="851" w:type="dxa"/>
             <w:tcBorders>
               <w:top w:val="single" w:sz="4" w:space="0" w:color="C9C9C9"/>
               <w:left w:val="single" w:sz="4" w:space="0" w:color="BFBFBF"/>
@@ -814,7 +840,7 @@
           </w:tcPr>
           <w:p>
             <w:pPr>
-              <w:pStyle w:val="Normal1"/>
+              <w:pStyle w:val="LOnormal"/>
               <w:widowControl w:val="false"/>
               <w:spacing w:before="0" w:after="160"/>
               <w:rPr>
@@ -835,7 +861,7 @@
         </w:tc>
         <w:tc>
           <w:tcPr>
-            <w:tcW w:w="2479" w:type="dxa"/>
+            <w:tcW w:w="2478" w:type="dxa"/>
             <w:tcBorders>
               <w:top w:val="single" w:sz="4" w:space="0" w:color="C9C9C9"/>
               <w:left w:val="single" w:sz="4" w:space="0" w:color="BFBFBF"/>
@@ -845,7 +871,7 @@
           </w:tcPr>
           <w:p>
             <w:pPr>
-              <w:pStyle w:val="Normal1"/>
+              <w:pStyle w:val="LOnormal"/>
               <w:widowControl w:val="false"/>
               <w:spacing w:before="0" w:after="160"/>
               <w:rPr>
@@ -879,7 +905,7 @@
           </w:tcPr>
           <w:p>
             <w:pPr>
-              <w:pStyle w:val="Normal1"/>
+              <w:pStyle w:val="LOnormal"/>
               <w:widowControl w:val="false"/>
               <w:spacing w:before="0" w:after="160"/>
               <w:rPr>
@@ -913,7 +939,7 @@
           </w:tcPr>
           <w:p>
             <w:pPr>
-              <w:pStyle w:val="Normal1"/>
+              <w:pStyle w:val="LOnormal"/>
               <w:widowControl w:val="false"/>
               <w:spacing w:before="0" w:after="160"/>
               <w:jc w:val="center"/>
@@ -943,7 +969,7 @@
           </w:tcPr>
           <w:p>
             <w:pPr>
-              <w:pStyle w:val="Normal1"/>
+              <w:pStyle w:val="LOnormal"/>
               <w:widowControl w:val="false"/>
               <w:spacing w:before="0" w:after="160"/>
               <w:jc w:val="center"/>
@@ -972,7 +998,7 @@
           </w:tcPr>
           <w:p>
             <w:pPr>
-              <w:pStyle w:val="Normal1"/>
+              <w:pStyle w:val="LOnormal"/>
               <w:widowControl w:val="false"/>
               <w:spacing w:before="0" w:after="160"/>
               <w:jc w:val="center"/>
@@ -994,7 +1020,7 @@
         </w:tc>
         <w:tc>
           <w:tcPr>
-            <w:tcW w:w="850" w:type="dxa"/>
+            <w:tcW w:w="851" w:type="dxa"/>
             <w:tcBorders>
               <w:top w:val="single" w:sz="4" w:space="0" w:color="BFBFBF"/>
               <w:left w:val="single" w:sz="4" w:space="0" w:color="BFBFBF"/>
@@ -1004,7 +1030,7 @@
           </w:tcPr>
           <w:p>
             <w:pPr>
-              <w:pStyle w:val="Normal1"/>
+              <w:pStyle w:val="LOnormal"/>
               <w:widowControl w:val="false"/>
               <w:spacing w:before="0" w:after="160"/>
               <w:jc w:val="center"/>
@@ -1024,7 +1050,7 @@
         </w:tc>
         <w:tc>
           <w:tcPr>
-            <w:tcW w:w="2479" w:type="dxa"/>
+            <w:tcW w:w="2478" w:type="dxa"/>
             <w:tcBorders>
               <w:top w:val="single" w:sz="4" w:space="0" w:color="BFBFBF"/>
               <w:left w:val="single" w:sz="4" w:space="0" w:color="BFBFBF"/>
@@ -1034,7 +1060,7 @@
           </w:tcPr>
           <w:p>
             <w:pPr>
-              <w:pStyle w:val="Normal1"/>
+              <w:pStyle w:val="LOnormal"/>
               <w:widowControl w:val="false"/>
               <w:spacing w:before="0" w:after="160"/>
               <w:rPr>
@@ -1070,9 +1096,8 @@
           </w:tcPr>
           <w:p>
             <w:pPr>
-              <w:pStyle w:val="Normal1"/>
-              <w:widowControl w:val="false"/>
-              <w:pBdr/>
+              <w:pStyle w:val="LOnormal"/>
+              <w:widowControl w:val="false"/>
               <w:shd w:val="clear" w:fill="auto"/>
               <w:spacing w:lineRule="auto" w:line="240" w:before="0" w:after="0"/>
               <w:ind w:left="0" w:right="0" w:hanging="0"/>
@@ -1105,11 +1130,10 @@
           </w:tcPr>
           <w:p>
             <w:pPr>
-              <w:pStyle w:val="Normal1"/>
+              <w:pStyle w:val="LOnormal"/>
               <w:keepNext w:val="false"/>
               <w:keepLines w:val="false"/>
               <w:widowControl w:val="false"/>
-              <w:pBdr/>
               <w:shd w:val="clear" w:fill="auto"/>
               <w:spacing w:lineRule="auto" w:line="240" w:before="0" w:after="0"/>
               <w:ind w:left="0" w:right="0" w:hanging="0"/>
@@ -1142,9 +1166,8 @@
           </w:tcPr>
           <w:p>
             <w:pPr>
-              <w:pStyle w:val="Normal1"/>
-              <w:widowControl w:val="false"/>
-              <w:pBdr/>
+              <w:pStyle w:val="LOnormal"/>
+              <w:widowControl w:val="false"/>
               <w:shd w:val="clear" w:fill="auto"/>
               <w:spacing w:lineRule="auto" w:line="240" w:before="0" w:after="0"/>
               <w:ind w:left="0" w:right="0" w:hanging="0"/>
@@ -1174,9 +1197,8 @@
           </w:tcPr>
           <w:p>
             <w:pPr>
-              <w:pStyle w:val="Normal1"/>
-              <w:widowControl w:val="false"/>
-              <w:pBdr/>
+              <w:pStyle w:val="LOnormal"/>
+              <w:widowControl w:val="false"/>
               <w:shd w:val="clear" w:fill="auto"/>
               <w:spacing w:lineRule="auto" w:line="240" w:before="0" w:after="0"/>
               <w:ind w:left="0" w:right="0" w:hanging="0"/>
@@ -1201,7 +1223,7 @@
         </w:tc>
         <w:tc>
           <w:tcPr>
-            <w:tcW w:w="850" w:type="dxa"/>
+            <w:tcW w:w="851" w:type="dxa"/>
             <w:tcBorders>
               <w:top w:val="single" w:sz="4" w:space="0" w:color="BFBFBF"/>
               <w:left w:val="single" w:sz="4" w:space="0" w:color="BFBFBF"/>
@@ -1211,9 +1233,8 @@
           </w:tcPr>
           <w:p>
             <w:pPr>
-              <w:pStyle w:val="Normal1"/>
-              <w:widowControl w:val="false"/>
-              <w:pBdr/>
+              <w:pStyle w:val="LOnormal"/>
+              <w:widowControl w:val="false"/>
               <w:shd w:val="clear" w:fill="auto"/>
               <w:spacing w:lineRule="auto" w:line="240" w:before="0" w:after="0"/>
               <w:ind w:left="0" w:right="0" w:hanging="0"/>
@@ -1233,7 +1254,7 @@
         </w:tc>
         <w:tc>
           <w:tcPr>
-            <w:tcW w:w="2479" w:type="dxa"/>
+            <w:tcW w:w="2478" w:type="dxa"/>
             <w:tcBorders>
               <w:top w:val="single" w:sz="4" w:space="0" w:color="BFBFBF"/>
               <w:left w:val="single" w:sz="4" w:space="0" w:color="BFBFBF"/>
@@ -1243,11 +1264,10 @@
           </w:tcPr>
           <w:p>
             <w:pPr>
-              <w:pStyle w:val="Normal1"/>
+              <w:pStyle w:val="LOnormal"/>
               <w:keepNext w:val="false"/>
               <w:keepLines w:val="false"/>
               <w:widowControl w:val="false"/>
-              <w:pBdr/>
               <w:shd w:val="clear" w:fill="auto"/>
               <w:spacing w:lineRule="auto" w:line="240" w:before="0" w:after="0"/>
               <w:ind w:left="0" w:right="0" w:hanging="0"/>
@@ -1285,7 +1305,7 @@
           </w:tcPr>
           <w:p>
             <w:pPr>
-              <w:pStyle w:val="Normal1"/>
+              <w:pStyle w:val="LOnormal"/>
               <w:widowControl w:val="false"/>
               <w:spacing w:before="0" w:after="160"/>
               <w:rPr>
@@ -1316,7 +1336,7 @@
           </w:tcPr>
           <w:p>
             <w:pPr>
-              <w:pStyle w:val="Normal1"/>
+              <w:pStyle w:val="LOnormal"/>
               <w:widowControl w:val="false"/>
               <w:spacing w:before="0" w:after="160"/>
               <w:jc w:val="center"/>
@@ -1346,7 +1366,7 @@
           </w:tcPr>
           <w:p>
             <w:pPr>
-              <w:pStyle w:val="Normal1"/>
+              <w:pStyle w:val="LOnormal"/>
               <w:widowControl w:val="false"/>
               <w:spacing w:before="0" w:after="160"/>
               <w:jc w:val="center"/>
@@ -1383,7 +1403,7 @@
           </w:tcPr>
           <w:p>
             <w:pPr>
-              <w:pStyle w:val="Normal1"/>
+              <w:pStyle w:val="LOnormal"/>
               <w:widowControl w:val="false"/>
               <w:spacing w:before="0" w:after="160"/>
               <w:jc w:val="center"/>
@@ -1405,7 +1425,7 @@
         </w:tc>
         <w:tc>
           <w:tcPr>
-            <w:tcW w:w="850" w:type="dxa"/>
+            <w:tcW w:w="851" w:type="dxa"/>
             <w:tcBorders>
               <w:top w:val="single" w:sz="4" w:space="0" w:color="B7B7B7"/>
               <w:left w:val="single" w:sz="4" w:space="0" w:color="BFBFBF"/>
@@ -1415,7 +1435,7 @@
           </w:tcPr>
           <w:p>
             <w:pPr>
-              <w:pStyle w:val="Normal1"/>
+              <w:pStyle w:val="LOnormal"/>
               <w:widowControl w:val="false"/>
               <w:spacing w:before="0" w:after="160"/>
               <w:jc w:val="center"/>
@@ -1437,7 +1457,7 @@
         </w:tc>
         <w:tc>
           <w:tcPr>
-            <w:tcW w:w="2479" w:type="dxa"/>
+            <w:tcW w:w="2478" w:type="dxa"/>
             <w:tcBorders>
               <w:top w:val="single" w:sz="4" w:space="0" w:color="B7B7B7"/>
               <w:left w:val="single" w:sz="4" w:space="0" w:color="BFBFBF"/>
@@ -1447,7 +1467,7 @@
           </w:tcPr>
           <w:p>
             <w:pPr>
-              <w:pStyle w:val="Normal1"/>
+              <w:pStyle w:val="LOnormal"/>
               <w:widowControl w:val="false"/>
               <w:spacing w:before="0" w:after="160"/>
               <w:rPr>
@@ -1483,7 +1503,7 @@
           </w:tcPr>
           <w:p>
             <w:pPr>
-              <w:pStyle w:val="Normal1"/>
+              <w:pStyle w:val="LOnormal"/>
               <w:widowControl w:val="false"/>
               <w:spacing w:before="0" w:after="160"/>
               <w:rPr>
@@ -1514,7 +1534,7 @@
           </w:tcPr>
           <w:p>
             <w:pPr>
-              <w:pStyle w:val="Normal1"/>
+              <w:pStyle w:val="LOnormal"/>
               <w:widowControl w:val="false"/>
               <w:spacing w:before="0" w:after="160"/>
               <w:jc w:val="center"/>
@@ -1544,7 +1564,7 @@
           </w:tcPr>
           <w:p>
             <w:pPr>
-              <w:pStyle w:val="Normal1"/>
+              <w:pStyle w:val="LOnormal"/>
               <w:widowControl w:val="false"/>
               <w:spacing w:before="0" w:after="160"/>
               <w:jc w:val="center"/>
@@ -1556,15 +1576,7 @@
                 <w:bCs w:val="false"/>
                 <w:color w:val="000000"/>
               </w:rPr>
-              <w:t>3</w:t>
-            </w:r>
-            <w:r>
-              <w:rPr>
-                <w:b w:val="false"/>
-                <w:bCs w:val="false"/>
-                <w:color w:val="000000"/>
-              </w:rPr>
-              <w:t>0(P)+2.4(M)+5(H)=</w:t>
+              <w:t>30(P)+2.4(M)+5(H)=</w:t>
             </w:r>
             <w:r>
               <w:rPr>
@@ -1589,7 +1601,7 @@
           </w:tcPr>
           <w:p>
             <w:pPr>
-              <w:pStyle w:val="Normal1"/>
+              <w:pStyle w:val="LOnormal"/>
               <w:widowControl w:val="false"/>
               <w:spacing w:before="0" w:after="160"/>
               <w:jc w:val="center"/>
@@ -1611,7 +1623,7 @@
         </w:tc>
         <w:tc>
           <w:tcPr>
-            <w:tcW w:w="850" w:type="dxa"/>
+            <w:tcW w:w="851" w:type="dxa"/>
             <w:tcBorders>
               <w:top w:val="single" w:sz="4" w:space="0" w:color="BFBFBF"/>
               <w:left w:val="single" w:sz="4" w:space="0" w:color="BFBFBF"/>
@@ -1621,7 +1633,7 @@
           </w:tcPr>
           <w:p>
             <w:pPr>
-              <w:pStyle w:val="Normal1"/>
+              <w:pStyle w:val="LOnormal"/>
               <w:widowControl w:val="false"/>
               <w:spacing w:before="0" w:after="160"/>
               <w:jc w:val="center"/>
@@ -1643,7 +1655,7 @@
         </w:tc>
         <w:tc>
           <w:tcPr>
-            <w:tcW w:w="2479" w:type="dxa"/>
+            <w:tcW w:w="2478" w:type="dxa"/>
             <w:tcBorders>
               <w:top w:val="single" w:sz="4" w:space="0" w:color="BFBFBF"/>
               <w:left w:val="single" w:sz="4" w:space="0" w:color="BFBFBF"/>
@@ -1653,7 +1665,7 @@
           </w:tcPr>
           <w:p>
             <w:pPr>
-              <w:pStyle w:val="Normal1"/>
+              <w:pStyle w:val="LOnormal"/>
               <w:widowControl w:val="false"/>
               <w:spacing w:before="0" w:after="160"/>
               <w:rPr>
@@ -1689,7 +1701,7 @@
           </w:tcPr>
           <w:p>
             <w:pPr>
-              <w:pStyle w:val="Normal1"/>
+              <w:pStyle w:val="LOnormal"/>
               <w:widowControl w:val="false"/>
               <w:spacing w:before="0" w:after="160"/>
               <w:rPr>
@@ -1720,7 +1732,7 @@
           </w:tcPr>
           <w:p>
             <w:pPr>
-              <w:pStyle w:val="Normal1"/>
+              <w:pStyle w:val="LOnormal"/>
               <w:widowControl w:val="false"/>
               <w:spacing w:before="0" w:after="160"/>
               <w:jc w:val="center"/>
@@ -1750,7 +1762,7 @@
           </w:tcPr>
           <w:p>
             <w:pPr>
-              <w:pStyle w:val="Normal1"/>
+              <w:pStyle w:val="LOnormal"/>
               <w:widowControl w:val="false"/>
               <w:spacing w:before="0" w:after="160"/>
               <w:jc w:val="center"/>
@@ -1787,28 +1799,28 @@
           </w:tcPr>
           <w:p>
             <w:pPr>
-              <w:pStyle w:val="Normal1"/>
-              <w:widowControl w:val="false"/>
-              <w:spacing w:before="0" w:after="160"/>
-              <w:rPr>
-                <w:b w:val="false"/>
-                <w:b w:val="false"/>
-                <w:bCs w:val="false"/>
-                <w:color w:val="000000"/>
-              </w:rPr>
-            </w:pPr>
-            <w:r>
-              <w:rPr>
-                <w:b w:val="false"/>
-                <w:bCs w:val="false"/>
-                <w:color w:val="000000"/>
-              </w:rPr>
-            </w:r>
-          </w:p>
-        </w:tc>
-        <w:tc>
-          <w:tcPr>
-            <w:tcW w:w="850" w:type="dxa"/>
+              <w:pStyle w:val="LOnormal"/>
+              <w:widowControl w:val="false"/>
+              <w:spacing w:before="0" w:after="160"/>
+              <w:rPr>
+                <w:b w:val="false"/>
+                <w:b w:val="false"/>
+                <w:bCs w:val="false"/>
+                <w:color w:val="000000"/>
+              </w:rPr>
+            </w:pPr>
+            <w:r>
+              <w:rPr>
+                <w:b w:val="false"/>
+                <w:bCs w:val="false"/>
+                <w:color w:val="000000"/>
+              </w:rPr>
+            </w:r>
+          </w:p>
+        </w:tc>
+        <w:tc>
+          <w:tcPr>
+            <w:tcW w:w="851" w:type="dxa"/>
             <w:tcBorders>
               <w:top w:val="single" w:sz="4" w:space="0" w:color="BFBFBF"/>
               <w:left w:val="single" w:sz="4" w:space="0" w:color="BFBFBF"/>
@@ -1818,28 +1830,28 @@
           </w:tcPr>
           <w:p>
             <w:pPr>
-              <w:pStyle w:val="Normal1"/>
-              <w:widowControl w:val="false"/>
-              <w:spacing w:before="0" w:after="160"/>
-              <w:rPr>
-                <w:b w:val="false"/>
-                <w:b w:val="false"/>
-                <w:bCs w:val="false"/>
-                <w:color w:val="000000"/>
-              </w:rPr>
-            </w:pPr>
-            <w:r>
-              <w:rPr>
-                <w:b w:val="false"/>
-                <w:bCs w:val="false"/>
-                <w:color w:val="000000"/>
-              </w:rPr>
-            </w:r>
-          </w:p>
-        </w:tc>
-        <w:tc>
-          <w:tcPr>
-            <w:tcW w:w="2479" w:type="dxa"/>
+              <w:pStyle w:val="LOnormal"/>
+              <w:widowControl w:val="false"/>
+              <w:spacing w:before="0" w:after="160"/>
+              <w:rPr>
+                <w:b w:val="false"/>
+                <w:b w:val="false"/>
+                <w:bCs w:val="false"/>
+                <w:color w:val="000000"/>
+              </w:rPr>
+            </w:pPr>
+            <w:r>
+              <w:rPr>
+                <w:b w:val="false"/>
+                <w:bCs w:val="false"/>
+                <w:color w:val="000000"/>
+              </w:rPr>
+            </w:r>
+          </w:p>
+        </w:tc>
+        <w:tc>
+          <w:tcPr>
+            <w:tcW w:w="2478" w:type="dxa"/>
             <w:tcBorders>
               <w:top w:val="single" w:sz="4" w:space="0" w:color="BFBFBF"/>
               <w:left w:val="single" w:sz="4" w:space="0" w:color="BFBFBF"/>
@@ -1849,7 +1861,7 @@
           </w:tcPr>
           <w:p>
             <w:pPr>
-              <w:pStyle w:val="Normal1"/>
+              <w:pStyle w:val="LOnormal"/>
               <w:widowControl w:val="false"/>
               <w:spacing w:before="0" w:after="160"/>
               <w:rPr>
@@ -1885,7 +1897,7 @@
           </w:tcPr>
           <w:p>
             <w:pPr>
-              <w:pStyle w:val="Normal1"/>
+              <w:pStyle w:val="LOnormal"/>
               <w:widowControl w:val="false"/>
               <w:spacing w:before="0" w:after="160"/>
               <w:rPr>
@@ -1916,7 +1928,7 @@
           </w:tcPr>
           <w:p>
             <w:pPr>
-              <w:pStyle w:val="Normal1"/>
+              <w:pStyle w:val="LOnormal"/>
               <w:widowControl w:val="false"/>
               <w:spacing w:before="0" w:after="160"/>
               <w:jc w:val="center"/>
@@ -1946,7 +1958,7 @@
           </w:tcPr>
           <w:p>
             <w:pPr>
-              <w:pStyle w:val="Normal1"/>
+              <w:pStyle w:val="LOnormal"/>
               <w:widowControl w:val="false"/>
               <w:spacing w:before="0" w:after="160"/>
               <w:jc w:val="center"/>
@@ -1983,7 +1995,7 @@
           </w:tcPr>
           <w:p>
             <w:pPr>
-              <w:pStyle w:val="Normal1"/>
+              <w:pStyle w:val="LOnormal"/>
               <w:widowControl w:val="false"/>
               <w:spacing w:before="0" w:after="160"/>
               <w:jc w:val="center"/>
@@ -2005,7 +2017,7 @@
         </w:tc>
         <w:tc>
           <w:tcPr>
-            <w:tcW w:w="850" w:type="dxa"/>
+            <w:tcW w:w="851" w:type="dxa"/>
             <w:tcBorders>
               <w:top w:val="single" w:sz="4" w:space="0" w:color="B7B7B7"/>
               <w:left w:val="single" w:sz="4" w:space="0" w:color="BFBFBF"/>
@@ -2015,7 +2027,7 @@
           </w:tcPr>
           <w:p>
             <w:pPr>
-              <w:pStyle w:val="Normal1"/>
+              <w:pStyle w:val="LOnormal"/>
               <w:widowControl w:val="false"/>
               <w:spacing w:before="0" w:after="160"/>
               <w:jc w:val="center"/>
@@ -2037,7 +2049,7 @@
         </w:tc>
         <w:tc>
           <w:tcPr>
-            <w:tcW w:w="2479" w:type="dxa"/>
+            <w:tcW w:w="2478" w:type="dxa"/>
             <w:tcBorders>
               <w:top w:val="single" w:sz="4" w:space="0" w:color="B7B7B7"/>
               <w:left w:val="single" w:sz="4" w:space="0" w:color="BFBFBF"/>
@@ -2047,7 +2059,7 @@
           </w:tcPr>
           <w:p>
             <w:pPr>
-              <w:pStyle w:val="Normal1"/>
+              <w:pStyle w:val="LOnormal"/>
               <w:widowControl w:val="false"/>
               <w:spacing w:before="0" w:after="160"/>
               <w:rPr>
@@ -2083,7 +2095,7 @@
           </w:tcPr>
           <w:p>
             <w:pPr>
-              <w:pStyle w:val="Normal1"/>
+              <w:pStyle w:val="LOnormal"/>
               <w:widowControl w:val="false"/>
               <w:spacing w:before="0" w:after="160"/>
               <w:jc w:val="left"/>
@@ -2114,7 +2126,7 @@
           </w:tcPr>
           <w:p>
             <w:pPr>
-              <w:pStyle w:val="Normal1"/>
+              <w:pStyle w:val="LOnormal"/>
               <w:widowControl w:val="false"/>
               <w:spacing w:before="0" w:after="160"/>
               <w:jc w:val="left"/>
@@ -2144,7 +2156,7 @@
           </w:tcPr>
           <w:p>
             <w:pPr>
-              <w:pStyle w:val="Normal1"/>
+              <w:pStyle w:val="LOnormal"/>
               <w:widowControl w:val="false"/>
               <w:spacing w:before="0" w:after="160"/>
               <w:jc w:val="left"/>
@@ -2179,7 +2191,7 @@
           </w:tcPr>
           <w:p>
             <w:pPr>
-              <w:pStyle w:val="Normal1"/>
+              <w:pStyle w:val="LOnormal"/>
               <w:widowControl w:val="false"/>
               <w:spacing w:before="0" w:after="160"/>
               <w:jc w:val="left"/>
@@ -2201,7 +2213,7 @@
         </w:tc>
         <w:tc>
           <w:tcPr>
-            <w:tcW w:w="850" w:type="dxa"/>
+            <w:tcW w:w="851" w:type="dxa"/>
             <w:tcBorders>
               <w:top w:val="single" w:sz="4" w:space="0" w:color="BFBFBF"/>
               <w:left w:val="single" w:sz="4" w:space="0" w:color="BFBFBF"/>
@@ -2211,7 +2223,7 @@
           </w:tcPr>
           <w:p>
             <w:pPr>
-              <w:pStyle w:val="Normal1"/>
+              <w:pStyle w:val="LOnormal"/>
               <w:widowControl w:val="false"/>
               <w:spacing w:before="0" w:after="160"/>
               <w:jc w:val="left"/>
@@ -2233,7 +2245,7 @@
         </w:tc>
         <w:tc>
           <w:tcPr>
-            <w:tcW w:w="2479" w:type="dxa"/>
+            <w:tcW w:w="2478" w:type="dxa"/>
             <w:tcBorders>
               <w:top w:val="single" w:sz="4" w:space="0" w:color="BFBFBF"/>
               <w:left w:val="single" w:sz="4" w:space="0" w:color="BFBFBF"/>
@@ -2243,7 +2255,7 @@
           </w:tcPr>
           <w:p>
             <w:pPr>
-              <w:pStyle w:val="Normal1"/>
+              <w:pStyle w:val="LOnormal"/>
               <w:widowControl w:val="false"/>
               <w:spacing w:before="0" w:after="160"/>
               <w:jc w:val="left"/>
@@ -2265,11 +2277,10 @@
     </w:tbl>
     <w:p>
       <w:pPr>
-        <w:pStyle w:val="Normal1"/>
+        <w:pStyle w:val="LOnormal"/>
         <w:keepNext w:val="false"/>
         <w:keepLines w:val="false"/>
         <w:widowControl/>
-        <w:pBdr/>
         <w:shd w:val="clear" w:fill="auto"/>
         <w:spacing w:lineRule="auto" w:line="240" w:before="0" w:after="0"/>
         <w:ind w:left="0" w:right="0" w:hanging="0"/>
@@ -2353,10 +2364,10 @@
         </w:tblCellMar>
       </w:tblPr>
       <w:tblGrid>
-        <w:gridCol w:w="1310"/>
-        <w:gridCol w:w="2040"/>
+        <w:gridCol w:w="1309"/>
+        <w:gridCol w:w="2041"/>
         <w:gridCol w:w="6400"/>
-        <w:gridCol w:w="900"/>
+        <w:gridCol w:w="899"/>
       </w:tblGrid>
       <w:tr>
         <w:trPr>
@@ -2364,13 +2375,14 @@
         </w:trPr>
         <w:tc>
           <w:tcPr>
-            <w:tcW w:w="1310" w:type="dxa"/>
+            <w:tcW w:w="1309" w:type="dxa"/>
             <w:tcBorders/>
             <w:vAlign w:val="bottom"/>
           </w:tcPr>
           <w:p>
             <w:pPr>
               <w:pStyle w:val="Normal"/>
+              <w:widowControl w:val="false"/>
               <w:tabs>
                 <w:tab w:val="clear" w:pos="720"/>
               </w:tabs>
@@ -2397,13 +2409,14 @@
         </w:tc>
         <w:tc>
           <w:tcPr>
-            <w:tcW w:w="2040" w:type="dxa"/>
+            <w:tcW w:w="2041" w:type="dxa"/>
             <w:tcBorders/>
             <w:vAlign w:val="bottom"/>
           </w:tcPr>
           <w:p>
             <w:pPr>
               <w:pStyle w:val="Normal"/>
+              <w:widowControl w:val="false"/>
               <w:tabs>
                 <w:tab w:val="clear" w:pos="720"/>
               </w:tabs>
@@ -2434,6 +2447,7 @@
           <w:p>
             <w:pPr>
               <w:pStyle w:val="Normal"/>
+              <w:widowControl w:val="false"/>
               <w:tabs>
                 <w:tab w:val="clear" w:pos="720"/>
               </w:tabs>
@@ -2457,13 +2471,14 @@
         </w:tc>
         <w:tc>
           <w:tcPr>
-            <w:tcW w:w="900" w:type="dxa"/>
+            <w:tcW w:w="899" w:type="dxa"/>
             <w:tcBorders/>
             <w:vAlign w:val="bottom"/>
           </w:tcPr>
           <w:p>
             <w:pPr>
               <w:pStyle w:val="Normal"/>
+              <w:widowControl w:val="false"/>
               <w:tabs>
                 <w:tab w:val="clear" w:pos="720"/>
               </w:tabs>
@@ -2492,13 +2507,14 @@
         </w:trPr>
         <w:tc>
           <w:tcPr>
-            <w:tcW w:w="1310" w:type="dxa"/>
+            <w:tcW w:w="1309" w:type="dxa"/>
             <w:tcBorders/>
             <w:vAlign w:val="bottom"/>
           </w:tcPr>
           <w:p>
             <w:pPr>
               <w:pStyle w:val="Normal"/>
+              <w:widowControl w:val="false"/>
               <w:tabs>
                 <w:tab w:val="clear" w:pos="720"/>
               </w:tabs>
@@ -2520,13 +2536,14 @@
         </w:tc>
         <w:tc>
           <w:tcPr>
-            <w:tcW w:w="2040" w:type="dxa"/>
+            <w:tcW w:w="2041" w:type="dxa"/>
             <w:tcBorders/>
             <w:vAlign w:val="bottom"/>
           </w:tcPr>
           <w:p>
             <w:pPr>
               <w:pStyle w:val="Normal"/>
+              <w:widowControl w:val="false"/>
               <w:tabs>
                 <w:tab w:val="clear" w:pos="720"/>
               </w:tabs>
@@ -2555,6 +2572,7 @@
           <w:p>
             <w:pPr>
               <w:pStyle w:val="Normal"/>
+              <w:widowControl w:val="false"/>
               <w:tabs>
                 <w:tab w:val="clear" w:pos="720"/>
               </w:tabs>
@@ -2576,13 +2594,14 @@
         </w:tc>
         <w:tc>
           <w:tcPr>
-            <w:tcW w:w="900" w:type="dxa"/>
+            <w:tcW w:w="899" w:type="dxa"/>
             <w:tcBorders/>
             <w:vAlign w:val="bottom"/>
           </w:tcPr>
           <w:p>
             <w:pPr>
               <w:pStyle w:val="Normal"/>
+              <w:widowControl w:val="false"/>
               <w:tabs>
                 <w:tab w:val="clear" w:pos="720"/>
               </w:tabs>
@@ -2609,13 +2628,14 @@
         </w:trPr>
         <w:tc>
           <w:tcPr>
-            <w:tcW w:w="1310" w:type="dxa"/>
+            <w:tcW w:w="1309" w:type="dxa"/>
             <w:tcBorders/>
             <w:vAlign w:val="bottom"/>
           </w:tcPr>
           <w:p>
             <w:pPr>
               <w:pStyle w:val="Normal"/>
+              <w:widowControl w:val="false"/>
               <w:tabs>
                 <w:tab w:val="clear" w:pos="720"/>
               </w:tabs>
@@ -2637,13 +2657,14 @@
         </w:tc>
         <w:tc>
           <w:tcPr>
-            <w:tcW w:w="2040" w:type="dxa"/>
+            <w:tcW w:w="2041" w:type="dxa"/>
             <w:tcBorders/>
             <w:vAlign w:val="bottom"/>
           </w:tcPr>
           <w:p>
             <w:pPr>
               <w:pStyle w:val="Normal"/>
+              <w:widowControl w:val="false"/>
               <w:tabs>
                 <w:tab w:val="clear" w:pos="720"/>
               </w:tabs>
@@ -2672,6 +2693,7 @@
           <w:p>
             <w:pPr>
               <w:pStyle w:val="Normal"/>
+              <w:widowControl w:val="false"/>
               <w:tabs>
                 <w:tab w:val="clear" w:pos="720"/>
               </w:tabs>
@@ -2693,13 +2715,14 @@
         </w:tc>
         <w:tc>
           <w:tcPr>
-            <w:tcW w:w="900" w:type="dxa"/>
+            <w:tcW w:w="899" w:type="dxa"/>
             <w:tcBorders/>
             <w:vAlign w:val="bottom"/>
           </w:tcPr>
           <w:p>
             <w:pPr>
               <w:pStyle w:val="Normal"/>
+              <w:widowControl w:val="false"/>
               <w:tabs>
                 <w:tab w:val="clear" w:pos="720"/>
               </w:tabs>
@@ -2726,13 +2749,14 @@
         </w:trPr>
         <w:tc>
           <w:tcPr>
-            <w:tcW w:w="1310" w:type="dxa"/>
+            <w:tcW w:w="1309" w:type="dxa"/>
             <w:tcBorders/>
             <w:vAlign w:val="bottom"/>
           </w:tcPr>
           <w:p>
             <w:pPr>
               <w:pStyle w:val="Normal"/>
+              <w:widowControl w:val="false"/>
               <w:tabs>
                 <w:tab w:val="clear" w:pos="720"/>
               </w:tabs>
@@ -2754,13 +2778,14 @@
         </w:tc>
         <w:tc>
           <w:tcPr>
-            <w:tcW w:w="2040" w:type="dxa"/>
+            <w:tcW w:w="2041" w:type="dxa"/>
             <w:tcBorders/>
             <w:vAlign w:val="bottom"/>
           </w:tcPr>
           <w:p>
             <w:pPr>
               <w:pStyle w:val="Normal"/>
+              <w:widowControl w:val="false"/>
               <w:tabs>
                 <w:tab w:val="clear" w:pos="720"/>
               </w:tabs>
@@ -2789,6 +2814,7 @@
           <w:p>
             <w:pPr>
               <w:pStyle w:val="Normal"/>
+              <w:widowControl w:val="false"/>
               <w:tabs>
                 <w:tab w:val="clear" w:pos="720"/>
               </w:tabs>
@@ -2810,13 +2836,14 @@
         </w:tc>
         <w:tc>
           <w:tcPr>
-            <w:tcW w:w="900" w:type="dxa"/>
+            <w:tcW w:w="899" w:type="dxa"/>
             <w:tcBorders/>
             <w:vAlign w:val="bottom"/>
           </w:tcPr>
           <w:p>
             <w:pPr>
               <w:pStyle w:val="Normal"/>
+              <w:widowControl w:val="false"/>
               <w:tabs>
                 <w:tab w:val="clear" w:pos="720"/>
               </w:tabs>
@@ -2843,13 +2870,14 @@
         </w:trPr>
         <w:tc>
           <w:tcPr>
-            <w:tcW w:w="1310" w:type="dxa"/>
+            <w:tcW w:w="1309" w:type="dxa"/>
             <w:tcBorders/>
             <w:vAlign w:val="bottom"/>
           </w:tcPr>
           <w:p>
             <w:pPr>
               <w:pStyle w:val="Normal"/>
+              <w:widowControl w:val="false"/>
               <w:tabs>
                 <w:tab w:val="clear" w:pos="720"/>
               </w:tabs>
@@ -2871,13 +2899,14 @@
         </w:tc>
         <w:tc>
           <w:tcPr>
-            <w:tcW w:w="2040" w:type="dxa"/>
+            <w:tcW w:w="2041" w:type="dxa"/>
             <w:tcBorders/>
             <w:vAlign w:val="bottom"/>
           </w:tcPr>
           <w:p>
             <w:pPr>
               <w:pStyle w:val="Normal"/>
+              <w:widowControl w:val="false"/>
               <w:tabs>
                 <w:tab w:val="clear" w:pos="720"/>
               </w:tabs>
@@ -2906,6 +2935,7 @@
           <w:p>
             <w:pPr>
               <w:pStyle w:val="Normal"/>
+              <w:widowControl w:val="false"/>
               <w:tabs>
                 <w:tab w:val="clear" w:pos="720"/>
               </w:tabs>
@@ -2927,13 +2957,14 @@
         </w:tc>
         <w:tc>
           <w:tcPr>
-            <w:tcW w:w="900" w:type="dxa"/>
+            <w:tcW w:w="899" w:type="dxa"/>
             <w:tcBorders/>
             <w:vAlign w:val="bottom"/>
           </w:tcPr>
           <w:p>
             <w:pPr>
               <w:pStyle w:val="Normal"/>
+              <w:widowControl w:val="false"/>
               <w:tabs>
                 <w:tab w:val="clear" w:pos="720"/>
               </w:tabs>
@@ -2960,13 +2991,14 @@
         </w:trPr>
         <w:tc>
           <w:tcPr>
-            <w:tcW w:w="1310" w:type="dxa"/>
+            <w:tcW w:w="1309" w:type="dxa"/>
             <w:tcBorders/>
             <w:vAlign w:val="bottom"/>
           </w:tcPr>
           <w:p>
             <w:pPr>
               <w:pStyle w:val="Normal"/>
+              <w:widowControl w:val="false"/>
               <w:tabs>
                 <w:tab w:val="clear" w:pos="720"/>
               </w:tabs>
@@ -2988,13 +3020,14 @@
         </w:tc>
         <w:tc>
           <w:tcPr>
-            <w:tcW w:w="2040" w:type="dxa"/>
+            <w:tcW w:w="2041" w:type="dxa"/>
             <w:tcBorders/>
             <w:vAlign w:val="bottom"/>
           </w:tcPr>
           <w:p>
             <w:pPr>
               <w:pStyle w:val="Normal"/>
+              <w:widowControl w:val="false"/>
               <w:tabs>
                 <w:tab w:val="clear" w:pos="720"/>
               </w:tabs>
@@ -3023,6 +3056,7 @@
           <w:p>
             <w:pPr>
               <w:pStyle w:val="Normal"/>
+              <w:widowControl w:val="false"/>
               <w:tabs>
                 <w:tab w:val="clear" w:pos="720"/>
               </w:tabs>
@@ -3044,13 +3078,14 @@
         </w:tc>
         <w:tc>
           <w:tcPr>
-            <w:tcW w:w="900" w:type="dxa"/>
+            <w:tcW w:w="899" w:type="dxa"/>
             <w:tcBorders/>
             <w:vAlign w:val="bottom"/>
           </w:tcPr>
           <w:p>
             <w:pPr>
               <w:pStyle w:val="Normal"/>
+              <w:widowControl w:val="false"/>
               <w:tabs>
                 <w:tab w:val="clear" w:pos="720"/>
               </w:tabs>
@@ -3077,13 +3112,14 @@
         </w:trPr>
         <w:tc>
           <w:tcPr>
-            <w:tcW w:w="1310" w:type="dxa"/>
+            <w:tcW w:w="1309" w:type="dxa"/>
             <w:tcBorders/>
             <w:vAlign w:val="bottom"/>
           </w:tcPr>
           <w:p>
             <w:pPr>
               <w:pStyle w:val="Normal"/>
+              <w:widowControl w:val="false"/>
               <w:tabs>
                 <w:tab w:val="clear" w:pos="720"/>
               </w:tabs>
@@ -3105,13 +3141,14 @@
         </w:tc>
         <w:tc>
           <w:tcPr>
-            <w:tcW w:w="2040" w:type="dxa"/>
+            <w:tcW w:w="2041" w:type="dxa"/>
             <w:tcBorders/>
             <w:vAlign w:val="bottom"/>
           </w:tcPr>
           <w:p>
             <w:pPr>
               <w:pStyle w:val="Normal"/>
+              <w:widowControl w:val="false"/>
               <w:tabs>
                 <w:tab w:val="clear" w:pos="720"/>
               </w:tabs>
@@ -3140,6 +3177,7 @@
           <w:p>
             <w:pPr>
               <w:pStyle w:val="Normal"/>
+              <w:widowControl w:val="false"/>
               <w:tabs>
                 <w:tab w:val="clear" w:pos="720"/>
               </w:tabs>
@@ -3161,13 +3199,14 @@
         </w:tc>
         <w:tc>
           <w:tcPr>
-            <w:tcW w:w="900" w:type="dxa"/>
+            <w:tcW w:w="899" w:type="dxa"/>
             <w:tcBorders/>
             <w:vAlign w:val="bottom"/>
           </w:tcPr>
           <w:p>
             <w:pPr>
               <w:pStyle w:val="Normal"/>
+              <w:widowControl w:val="false"/>
               <w:tabs>
                 <w:tab w:val="clear" w:pos="720"/>
               </w:tabs>
@@ -3194,13 +3233,14 @@
         </w:trPr>
         <w:tc>
           <w:tcPr>
-            <w:tcW w:w="1310" w:type="dxa"/>
+            <w:tcW w:w="1309" w:type="dxa"/>
             <w:tcBorders/>
             <w:vAlign w:val="bottom"/>
           </w:tcPr>
           <w:p>
             <w:pPr>
               <w:pStyle w:val="Normal"/>
+              <w:widowControl w:val="false"/>
               <w:tabs>
                 <w:tab w:val="clear" w:pos="720"/>
               </w:tabs>
@@ -3222,13 +3262,14 @@
         </w:tc>
         <w:tc>
           <w:tcPr>
-            <w:tcW w:w="2040" w:type="dxa"/>
+            <w:tcW w:w="2041" w:type="dxa"/>
             <w:tcBorders/>
             <w:vAlign w:val="bottom"/>
           </w:tcPr>
           <w:p>
             <w:pPr>
               <w:pStyle w:val="Normal"/>
+              <w:widowControl w:val="false"/>
               <w:tabs>
                 <w:tab w:val="clear" w:pos="720"/>
               </w:tabs>
@@ -3257,6 +3298,7 @@
           <w:p>
             <w:pPr>
               <w:pStyle w:val="Normal"/>
+              <w:widowControl w:val="false"/>
               <w:tabs>
                 <w:tab w:val="clear" w:pos="720"/>
               </w:tabs>
@@ -3278,13 +3320,14 @@
         </w:tc>
         <w:tc>
           <w:tcPr>
-            <w:tcW w:w="900" w:type="dxa"/>
+            <w:tcW w:w="899" w:type="dxa"/>
             <w:tcBorders/>
             <w:vAlign w:val="bottom"/>
           </w:tcPr>
           <w:p>
             <w:pPr>
               <w:pStyle w:val="Normal"/>
+              <w:widowControl w:val="false"/>
               <w:tabs>
                 <w:tab w:val="clear" w:pos="720"/>
               </w:tabs>
@@ -3321,8 +3364,8 @@
         <w:rPr>
           <w:b/>
           <w:bCs/>
-          <w:sz w:val="10"/>
-          <w:szCs w:val="10"/>
+          <w:sz w:val="24"/>
+          <w:szCs w:val="24"/>
         </w:rPr>
       </w:r>
     </w:p>
@@ -3364,7 +3407,7 @@
           </w:tcPr>
           <w:p>
             <w:pPr>
-              <w:pStyle w:val="Normal1"/>
+              <w:pStyle w:val="LOnormal"/>
               <w:widowControl w:val="false"/>
               <w:spacing w:before="0" w:after="160"/>
               <w:rPr>
@@ -3393,7 +3436,7 @@
           </w:tcPr>
           <w:p>
             <w:pPr>
-              <w:pStyle w:val="Normal1"/>
+              <w:pStyle w:val="LOnormal"/>
               <w:widowControl w:val="false"/>
               <w:spacing w:before="0" w:after="160"/>
               <w:rPr>
@@ -3422,7 +3465,7 @@
           </w:tcPr>
           <w:p>
             <w:pPr>
-              <w:pStyle w:val="Normal1"/>
+              <w:pStyle w:val="LOnormal"/>
               <w:widowControl w:val="false"/>
               <w:spacing w:before="0" w:after="160"/>
               <w:jc w:val="right"/>
@@ -3454,7 +3497,7 @@
           </w:tcPr>
           <w:p>
             <w:pPr>
-              <w:pStyle w:val="Normal1"/>
+              <w:pStyle w:val="LOnormal"/>
               <w:widowControl w:val="false"/>
               <w:spacing w:before="0" w:after="160"/>
               <w:rPr>
@@ -3484,11 +3527,10 @@
     </w:tbl>
     <w:p>
       <w:pPr>
-        <w:pStyle w:val="Normal1"/>
+        <w:pStyle w:val="LOnormal"/>
         <w:keepNext w:val="false"/>
         <w:keepLines w:val="false"/>
         <w:widowControl w:val="false"/>
-        <w:pBdr/>
         <w:shd w:val="clear" w:fill="auto"/>
         <w:spacing w:lineRule="auto" w:line="276" w:before="0" w:after="0"/>
         <w:ind w:left="0" w:right="0" w:hanging="0"/>
@@ -3517,11 +3559,10 @@
     </w:p>
     <w:p>
       <w:pPr>
-        <w:pStyle w:val="Normal1"/>
+        <w:pStyle w:val="LOnormal"/>
         <w:keepNext w:val="false"/>
         <w:keepLines w:val="false"/>
         <w:widowControl/>
-        <w:pBdr/>
         <w:shd w:val="clear" w:fill="auto"/>
         <w:spacing w:lineRule="auto" w:line="240" w:before="0" w:after="0"/>
         <w:ind w:left="0" w:right="0" w:hanging="0"/>
@@ -3570,7 +3611,7 @@
 <w:hdr xmlns:o="urn:schemas-microsoft-com:office:office" xmlns:r="http://schemas.openxmlformats.org/officeDocument/2006/relationships" xmlns:v="urn:schemas-microsoft-com:vml" xmlns:w="http://schemas.openxmlformats.org/wordprocessingml/2006/main" xmlns:w10="urn:schemas-microsoft-com:office:word" xmlns:wp="http://schemas.openxmlformats.org/drawingml/2006/wordprocessingDrawing" xmlns:wps="http://schemas.microsoft.com/office/word/2010/wordprocessingShape" xmlns:wpg="http://schemas.microsoft.com/office/word/2010/wordprocessingGroup" xmlns:mc="http://schemas.openxmlformats.org/markup-compatibility/2006" xmlns:wp14="http://schemas.microsoft.com/office/word/2010/wordprocessingDrawing" xmlns:w14="http://schemas.microsoft.com/office/word/2010/wordml" xmlns:w15="http://schemas.microsoft.com/office/word/2012/wordml" mc:Ignorable="w14 wp14 w15">
   <w:p>
     <w:pPr>
-      <w:pStyle w:val="Normal1"/>
+      <w:pStyle w:val="LOnormal"/>
       <w:widowControl/>
       <w:bidi w:val="0"/>
       <w:spacing w:lineRule="auto" w:line="259" w:before="0" w:after="160"/>
@@ -3606,6 +3647,7 @@
     <w:qFormat/>
     <w:pPr>
       <w:widowControl/>
+      <w:suppressAutoHyphens w:val="true"/>
       <w:bidi w:val="0"/>
       <w:spacing w:lineRule="auto" w:line="259" w:before="0" w:after="160"/>
       <w:jc w:val="left"/>
@@ -3621,8 +3663,8 @@
   </w:style>
   <w:style w:type="paragraph" w:styleId="Heading1">
     <w:name w:val="Heading 1"/>
-    <w:basedOn w:val="Normal1"/>
-    <w:next w:val="Normal1"/>
+    <w:basedOn w:val="LOnormal"/>
+    <w:next w:val="LOnormal"/>
     <w:qFormat/>
     <w:pPr>
       <w:keepNext w:val="true"/>
@@ -3637,8 +3679,8 @@
   </w:style>
   <w:style w:type="paragraph" w:styleId="Heading2">
     <w:name w:val="Heading 2"/>
-    <w:basedOn w:val="Normal1"/>
-    <w:next w:val="Normal1"/>
+    <w:basedOn w:val="LOnormal"/>
+    <w:next w:val="LOnormal"/>
     <w:qFormat/>
     <w:pPr>
       <w:keepNext w:val="true"/>
@@ -3654,8 +3696,8 @@
   </w:style>
   <w:style w:type="paragraph" w:styleId="Heading3">
     <w:name w:val="Heading 3"/>
-    <w:basedOn w:val="Normal1"/>
-    <w:next w:val="Normal1"/>
+    <w:basedOn w:val="LOnormal"/>
+    <w:next w:val="LOnormal"/>
     <w:qFormat/>
     <w:pPr>
       <w:keepNext w:val="true"/>
@@ -3671,8 +3713,8 @@
   </w:style>
   <w:style w:type="paragraph" w:styleId="Heading4">
     <w:name w:val="Heading 4"/>
-    <w:basedOn w:val="Normal1"/>
-    <w:next w:val="Normal1"/>
+    <w:basedOn w:val="LOnormal"/>
+    <w:next w:val="LOnormal"/>
     <w:qFormat/>
     <w:pPr>
       <w:keepNext w:val="true"/>
@@ -3688,8 +3730,8 @@
   </w:style>
   <w:style w:type="paragraph" w:styleId="Heading5">
     <w:name w:val="Heading 5"/>
-    <w:basedOn w:val="Normal1"/>
-    <w:next w:val="Normal1"/>
+    <w:basedOn w:val="LOnormal"/>
+    <w:next w:val="LOnormal"/>
     <w:qFormat/>
     <w:pPr>
       <w:keepNext w:val="true"/>
@@ -3705,8 +3747,8 @@
   </w:style>
   <w:style w:type="paragraph" w:styleId="Heading6">
     <w:name w:val="Heading 6"/>
-    <w:basedOn w:val="Normal1"/>
-    <w:next w:val="Normal1"/>
+    <w:basedOn w:val="LOnormal"/>
+    <w:next w:val="LOnormal"/>
     <w:qFormat/>
     <w:pPr>
       <w:keepNext w:val="true"/>
@@ -3868,11 +3910,12 @@
       <w:rFonts w:cs="FreeSans"/>
     </w:rPr>
   </w:style>
-  <w:style w:type="paragraph" w:styleId="Normal1" w:default="1">
+  <w:style w:type="paragraph" w:styleId="LOnormal" w:default="1">
     <w:name w:val="LO-normal"/>
     <w:qFormat/>
     <w:pPr>
       <w:widowControl/>
+      <w:suppressAutoHyphens w:val="true"/>
       <w:bidi w:val="0"/>
       <w:spacing w:lineRule="auto" w:line="259" w:before="0" w:after="160"/>
       <w:jc w:val="left"/>
@@ -3888,8 +3931,8 @@
   </w:style>
   <w:style w:type="paragraph" w:styleId="Title">
     <w:name w:val="Title"/>
-    <w:basedOn w:val="Normal1"/>
-    <w:next w:val="Normal1"/>
+    <w:basedOn w:val="LOnormal"/>
+    <w:next w:val="LOnormal"/>
     <w:qFormat/>
     <w:pPr>
       <w:spacing w:lineRule="auto" w:line="240" w:before="0" w:after="0"/>
@@ -3907,6 +3950,7 @@
     <w:rsid w:val="0074693d"/>
     <w:pPr>
       <w:widowControl/>
+      <w:suppressAutoHyphens w:val="true"/>
       <w:bidi w:val="0"/>
       <w:spacing w:lineRule="auto" w:line="240" w:before="0" w:after="0"/>
       <w:jc w:val="left"/>
@@ -3929,7 +3973,7 @@
   </w:style>
   <w:style w:type="paragraph" w:styleId="Header">
     <w:name w:val="Header"/>
-    <w:basedOn w:val="Normal1"/>
+    <w:basedOn w:val="LOnormal"/>
     <w:link w:val="HeaderChar"/>
     <w:uiPriority w:val="99"/>
     <w:unhideWhenUsed/>
@@ -3946,7 +3990,7 @@
   </w:style>
   <w:style w:type="paragraph" w:styleId="Footer">
     <w:name w:val="Footer"/>
-    <w:basedOn w:val="Normal1"/>
+    <w:basedOn w:val="LOnormal"/>
     <w:link w:val="FooterChar"/>
     <w:uiPriority w:val="99"/>
     <w:unhideWhenUsed/>
@@ -3963,7 +4007,7 @@
   </w:style>
   <w:style w:type="paragraph" w:styleId="BalloonText">
     <w:name w:val="Balloon Text"/>
-    <w:basedOn w:val="Normal1"/>
+    <w:basedOn w:val="LOnormal"/>
     <w:link w:val="BalloonTextChar"/>
     <w:uiPriority w:val="99"/>
     <w:semiHidden/>
@@ -3981,8 +4025,8 @@
   </w:style>
   <w:style w:type="paragraph" w:styleId="Subtitle">
     <w:name w:val="Subtitle"/>
-    <w:basedOn w:val="Normal1"/>
-    <w:next w:val="Normal1"/>
+    <w:basedOn w:val="LOnormal"/>
+    <w:next w:val="LOnormal"/>
     <w:qFormat/>
     <w:pPr>
       <w:keepNext w:val="true"/>
